--- a/resources/templates/informe-vsa-especifica-v2.docx
+++ b/resources/templates/informe-vsa-especifica-v2.docx
@@ -1264,7 +1264,7 @@
                 <w:szCs w:val="22"/>
                 <w:lang w:eastAsia="en-US"/>
               </w:rPr>
-              <w:t>ggs</w:t>
+              <w:t>GSS</w:t>
             </w:r>
             <w:r>
               <w:rPr>
